--- a/cursos/unicesumar/engenharia-de-software-ead/materias/linguagem-e-tecnicas-de-programacao/atividades/mapa/mapa.docx
+++ b/cursos/unicesumar/engenharia-de-software-ead/materias/linguagem-e-tecnicas-de-programacao/atividades/mapa/mapa.docx
@@ -1,6 +1,6 @@
 
 <file path=word/document.xml><?xml version="1.0" encoding="utf-8"?>
-<w:document xmlns:wpc="http://schemas.microsoft.com/office/word/2010/wordprocessingCanvas" xmlns:cx="http://schemas.microsoft.com/office/drawing/2014/chartex" xmlns:cx1="http://schemas.microsoft.com/office/drawing/2015/9/8/chartex" xmlns:cx2="http://schemas.microsoft.com/office/drawing/2015/10/21/chartex" xmlns:cx3="http://schemas.microsoft.com/office/drawing/2016/5/9/chartex" xmlns:cx4="http://schemas.microsoft.com/office/drawing/2016/5/10/chartex" xmlns:cx5="http://schemas.microsoft.com/office/drawing/2016/5/11/chartex" xmlns:cx6="http://schemas.microsoft.com/office/drawing/2016/5/12/chartex" xmlns:cx7="http://schemas.microsoft.com/office/drawing/2016/5/13/chartex" xmlns:cx8="http://schemas.microsoft.com/office/drawing/2016/5/14/chartex" xmlns:mc="http://schemas.openxmlformats.org/markup-compatibility/2006" xmlns:aink="http://schemas.microsoft.com/office/drawing/2016/ink" xmlns:am3d="http://schemas.microsoft.com/office/drawing/2017/model3d" xmlns:o="urn:schemas-microsoft-com:office:office" xmlns:oel="http://schemas.microsoft.com/office/2019/extlst" xmlns:r="http://schemas.openxmlformats.org/officeDocument/2006/relationships" xmlns:m="http://schemas.openxmlformats.org/officeDocument/2006/math" xmlns:v="urn:schemas-microsoft-com:vml" xmlns:wp14="http://schemas.microsoft.com/office/word/2010/wordprocessingDrawing" xmlns:wp="http://schemas.openxmlformats.org/drawingml/2006/wordprocessingDrawing" xmlns:w10="urn:schemas-microsoft-com:office:word" xmlns:w="http://schemas.openxmlformats.org/wordprocessingml/2006/main" xmlns:w14="http://schemas.microsoft.com/office/word/2010/wordml" xmlns:w15="http://schemas.microsoft.com/office/word/2012/wordml" xmlns:w16cex="http://schemas.microsoft.com/office/word/2018/wordml/cex" xmlns:w16cid="http://schemas.microsoft.com/office/word/2016/wordml/cid" xmlns:w16="http://schemas.microsoft.com/office/word/2018/wordml" xmlns:w16du="http://schemas.microsoft.com/office/word/2023/wordml/word16du" xmlns:w16sdtdh="http://schemas.microsoft.com/office/word/2020/wordml/sdtdatahash" xmlns:w16se="http://schemas.microsoft.com/office/word/2015/wordml/symex" xmlns:wpg="http://schemas.microsoft.com/office/word/2010/wordprocessingGroup" xmlns:wpi="http://schemas.microsoft.com/office/word/2010/wordprocessingInk" xmlns:wne="http://schemas.microsoft.com/office/word/2006/wordml" xmlns:wps="http://schemas.microsoft.com/office/word/2010/wordprocessingShape" mc:Ignorable="w14 w15 w16se w16cid w16 w16cex w16sdtdh w16du wp14">
+<w:document xmlns:wpc="http://schemas.microsoft.com/office/word/2010/wordprocessingCanvas" xmlns:cx="http://schemas.microsoft.com/office/drawing/2014/chartex" xmlns:cx1="http://schemas.microsoft.com/office/drawing/2015/9/8/chartex" xmlns:cx2="http://schemas.microsoft.com/office/drawing/2015/10/21/chartex" xmlns:cx3="http://schemas.microsoft.com/office/drawing/2016/5/9/chartex" xmlns:cx4="http://schemas.microsoft.com/office/drawing/2016/5/10/chartex" xmlns:cx5="http://schemas.microsoft.com/office/drawing/2016/5/11/chartex" xmlns:cx6="http://schemas.microsoft.com/office/drawing/2016/5/12/chartex" xmlns:cx7="http://schemas.microsoft.com/office/drawing/2016/5/13/chartex" xmlns:cx8="http://schemas.microsoft.com/office/drawing/2016/5/14/chartex" xmlns:mc="http://schemas.openxmlformats.org/markup-compatibility/2006" xmlns:aink="http://schemas.microsoft.com/office/drawing/2016/ink" xmlns:am3d="http://schemas.microsoft.com/office/drawing/2017/model3d" xmlns:o="urn:schemas-microsoft-com:office:office" xmlns:oel="http://schemas.microsoft.com/office/2019/extlst" xmlns:r="http://schemas.openxmlformats.org/officeDocument/2006/relationships" xmlns:m="http://schemas.openxmlformats.org/officeDocument/2006/math" xmlns:v="urn:schemas-microsoft-com:vml" xmlns:wp14="http://schemas.microsoft.com/office/word/2010/wordprocessingDrawing" xmlns:wp="http://schemas.openxmlformats.org/drawingml/2006/wordprocessingDrawing" xmlns:w10="urn:schemas-microsoft-com:office:word" xmlns:w="http://schemas.openxmlformats.org/wordprocessingml/2006/main" xmlns:w14="http://schemas.microsoft.com/office/word/2010/wordml" xmlns:w15="http://schemas.microsoft.com/office/word/2012/wordml" xmlns:w16cex="http://schemas.microsoft.com/office/word/2018/wordml/cex" xmlns:w16cid="http://schemas.microsoft.com/office/word/2016/wordml/cid" xmlns:w16="http://schemas.microsoft.com/office/word/2018/wordml" xmlns:w16du="http://schemas.microsoft.com/office/word/2023/wordml/word16du" xmlns:w16sdtdh="http://schemas.microsoft.com/office/word/2020/wordml/sdtdatahash" xmlns:w16sdtfl="http://schemas.microsoft.com/office/word/2024/wordml/sdtformatlock" xmlns:w16se="http://schemas.microsoft.com/office/word/2015/wordml/symex" xmlns:wpg="http://schemas.microsoft.com/office/word/2010/wordprocessingGroup" xmlns:wpi="http://schemas.microsoft.com/office/word/2010/wordprocessingInk" xmlns:wne="http://schemas.microsoft.com/office/word/2006/wordml" xmlns:wps="http://schemas.microsoft.com/office/word/2010/wordprocessingShape" mc:Ignorable="w14 w15 w16se w16cid w16 w16cex w16sdtdh w16sdtfl w16du wp14">
   <w:body>
     <w:p>
       <w:pPr>
@@ -92,6 +92,24 @@
               </w:rPr>
               <w:t xml:space="preserve">Nome: </w:t>
             </w:r>
+            <w:r>
+              <w:rPr>
+                <w:bCs/>
+              </w:rPr>
+              <w:t xml:space="preserve">José Luiz </w:t>
+            </w:r>
+            <w:r>
+              <w:rPr>
+                <w:bCs/>
+              </w:rPr>
+              <w:t>B</w:t>
+            </w:r>
+            <w:r>
+              <w:rPr>
+                <w:bCs/>
+              </w:rPr>
+              <w:t>ruiani Barco</w:t>
+            </w:r>
           </w:p>
         </w:tc>
         <w:tc>
@@ -119,14 +137,18 @@
                 <w:b/>
               </w:rPr>
             </w:pPr>
-            <w:proofErr w:type="gramStart"/>
             <w:r>
               <w:rPr>
                 <w:b/>
               </w:rPr>
               <w:t>R.A</w:t>
             </w:r>
-            <w:proofErr w:type="gramEnd"/>
+            <w:r>
+              <w:rPr>
+                <w:b/>
+              </w:rPr>
+              <w:t>.:</w:t>
+            </w:r>
           </w:p>
         </w:tc>
       </w:tr>
@@ -156,7 +178,7 @@
               <w:spacing w:line="240" w:lineRule="auto"/>
               <w:ind w:left="100" w:right="100"/>
               <w:rPr>
-                <w:b/>
+                <w:bCs/>
               </w:rPr>
             </w:pPr>
             <w:r>
@@ -167,9 +189,9 @@
             </w:r>
             <w:r>
               <w:rPr>
-                <w:b/>
+                <w:bCs/>
               </w:rPr>
-              <w:t xml:space="preserve"> </w:t>
+              <w:t xml:space="preserve"> Engenharia de Software</w:t>
             </w:r>
           </w:p>
         </w:tc>
@@ -188,7 +210,6 @@
               <w:bottom w:val="single" w:sz="8" w:space="0" w:color="000000"/>
               <w:right w:val="single" w:sz="8" w:space="0" w:color="000000"/>
             </w:tcBorders>
-            <w:shd w:val="clear" w:color="auto" w:fill="auto"/>
             <w:tcMar>
               <w:top w:w="100" w:type="dxa"/>
               <w:left w:w="100" w:type="dxa"/>
@@ -201,7 +222,7 @@
               <w:spacing w:line="240" w:lineRule="auto"/>
               <w:ind w:left="100" w:right="100"/>
               <w:rPr>
-                <w:b/>
+                <w:bCs/>
               </w:rPr>
             </w:pPr>
             <w:r>
@@ -212,9 +233,15 @@
             </w:r>
             <w:r>
               <w:rPr>
-                <w:b/>
+                <w:bCs/>
               </w:rPr>
               <w:t xml:space="preserve"> </w:t>
+            </w:r>
+            <w:r>
+              <w:rPr>
+                <w:bCs/>
+              </w:rPr>
+              <w:t>Linguagem e Técnicas de Programação</w:t>
             </w:r>
           </w:p>
         </w:tc>
@@ -233,7 +260,6 @@
               <w:bottom w:val="single" w:sz="8" w:space="0" w:color="000000"/>
               <w:right w:val="single" w:sz="8" w:space="0" w:color="000000"/>
             </w:tcBorders>
-            <w:shd w:val="clear" w:color="auto" w:fill="auto"/>
             <w:tcMar>
               <w:top w:w="100" w:type="dxa"/>
               <w:left w:w="100" w:type="dxa"/>
@@ -246,14 +272,20 @@
               <w:spacing w:line="240" w:lineRule="auto"/>
               <w:ind w:left="100" w:right="100"/>
               <w:rPr>
-                <w:b/>
+                <w:bCs/>
               </w:rPr>
             </w:pPr>
             <w:r>
               <w:rPr>
                 <w:b/>
               </w:rPr>
-              <w:t xml:space="preserve">Valor da atividade: </w:t>
+              <w:t>Valor da atividade:</w:t>
+            </w:r>
+            <w:r>
+              <w:rPr>
+                <w:bCs/>
+              </w:rPr>
+              <w:t xml:space="preserve"> 3,5</w:t>
             </w:r>
           </w:p>
         </w:tc>
@@ -266,7 +298,6 @@
               <w:bottom w:val="single" w:sz="8" w:space="0" w:color="000000"/>
               <w:right w:val="single" w:sz="8" w:space="0" w:color="000000"/>
             </w:tcBorders>
-            <w:shd w:val="clear" w:color="auto" w:fill="auto"/>
             <w:tcMar>
               <w:top w:w="100" w:type="dxa"/>
               <w:left w:w="100" w:type="dxa"/>
@@ -279,7 +310,7 @@
               <w:spacing w:line="240" w:lineRule="auto"/>
               <w:ind w:right="100"/>
               <w:rPr>
-                <w:b/>
+                <w:bCs/>
               </w:rPr>
             </w:pPr>
             <w:r>
@@ -294,6 +325,12 @@
               </w:rPr>
               <w:t xml:space="preserve"> </w:t>
             </w:r>
+            <w:r>
+              <w:rPr>
+                <w:bCs/>
+              </w:rPr>
+              <w:t>29/11/26</w:t>
+            </w:r>
           </w:p>
           <w:p>
             <w:pPr>
@@ -549,21 +586,7 @@
           <w:rFonts w:eastAsia="Times New Roman"/>
         </w:rPr>
         <w:lastRenderedPageBreak/>
-        <w:t>3. A entrega deve ser feita exclusivamente usando o </w:t>
-      </w:r>
-      <w:proofErr w:type="spellStart"/>
-      <w:r>
-        <w:rPr>
-          <w:rFonts w:eastAsia="Times New Roman"/>
-        </w:rPr>
-        <w:t>template</w:t>
-      </w:r>
-      <w:proofErr w:type="spellEnd"/>
-      <w:r>
-        <w:rPr>
-          <w:rFonts w:eastAsia="Times New Roman"/>
-        </w:rPr>
-        <w:t> de entrega da atividade MAPA, disponível no material da disciplina.</w:t>
+        <w:t>3. A entrega deve ser feita exclusivamente usando o template de entrega da atividade MAPA, disponível no material da disciplina.</w:t>
       </w:r>
     </w:p>
     <w:p>
@@ -750,7 +773,7 @@
 </file>
 
 <file path=word/endnotes.xml><?xml version="1.0" encoding="utf-8"?>
-<w:endnotes xmlns:wpc="http://schemas.microsoft.com/office/word/2010/wordprocessingCanvas" xmlns:cx="http://schemas.microsoft.com/office/drawing/2014/chartex" xmlns:cx1="http://schemas.microsoft.com/office/drawing/2015/9/8/chartex" xmlns:cx2="http://schemas.microsoft.com/office/drawing/2015/10/21/chartex" xmlns:cx3="http://schemas.microsoft.com/office/drawing/2016/5/9/chartex" xmlns:cx4="http://schemas.microsoft.com/office/drawing/2016/5/10/chartex" xmlns:cx5="http://schemas.microsoft.com/office/drawing/2016/5/11/chartex" xmlns:cx6="http://schemas.microsoft.com/office/drawing/2016/5/12/chartex" xmlns:cx7="http://schemas.microsoft.com/office/drawing/2016/5/13/chartex" xmlns:cx8="http://schemas.microsoft.com/office/drawing/2016/5/14/chartex" xmlns:mc="http://schemas.openxmlformats.org/markup-compatibility/2006" xmlns:aink="http://schemas.microsoft.com/office/drawing/2016/ink" xmlns:am3d="http://schemas.microsoft.com/office/drawing/2017/model3d" xmlns:o="urn:schemas-microsoft-com:office:office" xmlns:oel="http://schemas.microsoft.com/office/2019/extlst" xmlns:r="http://schemas.openxmlformats.org/officeDocument/2006/relationships" xmlns:m="http://schemas.openxmlformats.org/officeDocument/2006/math" xmlns:v="urn:schemas-microsoft-com:vml" xmlns:wp14="http://schemas.microsoft.com/office/word/2010/wordprocessingDrawing" xmlns:wp="http://schemas.openxmlformats.org/drawingml/2006/wordprocessingDrawing" xmlns:w10="urn:schemas-microsoft-com:office:word" xmlns:w="http://schemas.openxmlformats.org/wordprocessingml/2006/main" xmlns:w14="http://schemas.microsoft.com/office/word/2010/wordml" xmlns:w15="http://schemas.microsoft.com/office/word/2012/wordml" xmlns:w16cex="http://schemas.microsoft.com/office/word/2018/wordml/cex" xmlns:w16cid="http://schemas.microsoft.com/office/word/2016/wordml/cid" xmlns:w16="http://schemas.microsoft.com/office/word/2018/wordml" xmlns:w16du="http://schemas.microsoft.com/office/word/2023/wordml/word16du" xmlns:w16sdtdh="http://schemas.microsoft.com/office/word/2020/wordml/sdtdatahash" xmlns:w16se="http://schemas.microsoft.com/office/word/2015/wordml/symex" xmlns:wpg="http://schemas.microsoft.com/office/word/2010/wordprocessingGroup" xmlns:wpi="http://schemas.microsoft.com/office/word/2010/wordprocessingInk" xmlns:wne="http://schemas.microsoft.com/office/word/2006/wordml" xmlns:wps="http://schemas.microsoft.com/office/word/2010/wordprocessingShape" mc:Ignorable="w14 w15 w16se w16cid w16 w16cex w16sdtdh w16du wp14">
+<w:endnotes xmlns:wpc="http://schemas.microsoft.com/office/word/2010/wordprocessingCanvas" xmlns:cx="http://schemas.microsoft.com/office/drawing/2014/chartex" xmlns:cx1="http://schemas.microsoft.com/office/drawing/2015/9/8/chartex" xmlns:cx2="http://schemas.microsoft.com/office/drawing/2015/10/21/chartex" xmlns:cx3="http://schemas.microsoft.com/office/drawing/2016/5/9/chartex" xmlns:cx4="http://schemas.microsoft.com/office/drawing/2016/5/10/chartex" xmlns:cx5="http://schemas.microsoft.com/office/drawing/2016/5/11/chartex" xmlns:cx6="http://schemas.microsoft.com/office/drawing/2016/5/12/chartex" xmlns:cx7="http://schemas.microsoft.com/office/drawing/2016/5/13/chartex" xmlns:cx8="http://schemas.microsoft.com/office/drawing/2016/5/14/chartex" xmlns:mc="http://schemas.openxmlformats.org/markup-compatibility/2006" xmlns:aink="http://schemas.microsoft.com/office/drawing/2016/ink" xmlns:am3d="http://schemas.microsoft.com/office/drawing/2017/model3d" xmlns:o="urn:schemas-microsoft-com:office:office" xmlns:oel="http://schemas.microsoft.com/office/2019/extlst" xmlns:r="http://schemas.openxmlformats.org/officeDocument/2006/relationships" xmlns:m="http://schemas.openxmlformats.org/officeDocument/2006/math" xmlns:v="urn:schemas-microsoft-com:vml" xmlns:wp14="http://schemas.microsoft.com/office/word/2010/wordprocessingDrawing" xmlns:wp="http://schemas.openxmlformats.org/drawingml/2006/wordprocessingDrawing" xmlns:w10="urn:schemas-microsoft-com:office:word" xmlns:w="http://schemas.openxmlformats.org/wordprocessingml/2006/main" xmlns:w14="http://schemas.microsoft.com/office/word/2010/wordml" xmlns:w15="http://schemas.microsoft.com/office/word/2012/wordml" xmlns:w16cex="http://schemas.microsoft.com/office/word/2018/wordml/cex" xmlns:w16cid="http://schemas.microsoft.com/office/word/2016/wordml/cid" xmlns:w16="http://schemas.microsoft.com/office/word/2018/wordml" xmlns:w16du="http://schemas.microsoft.com/office/word/2023/wordml/word16du" xmlns:w16sdtdh="http://schemas.microsoft.com/office/word/2020/wordml/sdtdatahash" xmlns:w16sdtfl="http://schemas.microsoft.com/office/word/2024/wordml/sdtformatlock" xmlns:w16se="http://schemas.microsoft.com/office/word/2015/wordml/symex" xmlns:wpg="http://schemas.microsoft.com/office/word/2010/wordprocessingGroup" xmlns:wpi="http://schemas.microsoft.com/office/word/2010/wordprocessingInk" xmlns:wne="http://schemas.microsoft.com/office/word/2006/wordml" xmlns:wps="http://schemas.microsoft.com/office/word/2010/wordprocessingShape" mc:Ignorable="w14 w15 w16se w16cid w16 w16cex w16sdtdh w16sdtfl w16du wp14">
   <w:endnote w:type="separator" w:id="-1">
     <w:p>
       <w:pPr>
@@ -775,7 +798,7 @@
 </file>
 
 <file path=word/footnotes.xml><?xml version="1.0" encoding="utf-8"?>
-<w:footnotes xmlns:wpc="http://schemas.microsoft.com/office/word/2010/wordprocessingCanvas" xmlns:cx="http://schemas.microsoft.com/office/drawing/2014/chartex" xmlns:cx1="http://schemas.microsoft.com/office/drawing/2015/9/8/chartex" xmlns:cx2="http://schemas.microsoft.com/office/drawing/2015/10/21/chartex" xmlns:cx3="http://schemas.microsoft.com/office/drawing/2016/5/9/chartex" xmlns:cx4="http://schemas.microsoft.com/office/drawing/2016/5/10/chartex" xmlns:cx5="http://schemas.microsoft.com/office/drawing/2016/5/11/chartex" xmlns:cx6="http://schemas.microsoft.com/office/drawing/2016/5/12/chartex" xmlns:cx7="http://schemas.microsoft.com/office/drawing/2016/5/13/chartex" xmlns:cx8="http://schemas.microsoft.com/office/drawing/2016/5/14/chartex" xmlns:mc="http://schemas.openxmlformats.org/markup-compatibility/2006" xmlns:aink="http://schemas.microsoft.com/office/drawing/2016/ink" xmlns:am3d="http://schemas.microsoft.com/office/drawing/2017/model3d" xmlns:o="urn:schemas-microsoft-com:office:office" xmlns:oel="http://schemas.microsoft.com/office/2019/extlst" xmlns:r="http://schemas.openxmlformats.org/officeDocument/2006/relationships" xmlns:m="http://schemas.openxmlformats.org/officeDocument/2006/math" xmlns:v="urn:schemas-microsoft-com:vml" xmlns:wp14="http://schemas.microsoft.com/office/word/2010/wordprocessingDrawing" xmlns:wp="http://schemas.openxmlformats.org/drawingml/2006/wordprocessingDrawing" xmlns:w10="urn:schemas-microsoft-com:office:word" xmlns:w="http://schemas.openxmlformats.org/wordprocessingml/2006/main" xmlns:w14="http://schemas.microsoft.com/office/word/2010/wordml" xmlns:w15="http://schemas.microsoft.com/office/word/2012/wordml" xmlns:w16cex="http://schemas.microsoft.com/office/word/2018/wordml/cex" xmlns:w16cid="http://schemas.microsoft.com/office/word/2016/wordml/cid" xmlns:w16="http://schemas.microsoft.com/office/word/2018/wordml" xmlns:w16du="http://schemas.microsoft.com/office/word/2023/wordml/word16du" xmlns:w16sdtdh="http://schemas.microsoft.com/office/word/2020/wordml/sdtdatahash" xmlns:w16se="http://schemas.microsoft.com/office/word/2015/wordml/symex" xmlns:wpg="http://schemas.microsoft.com/office/word/2010/wordprocessingGroup" xmlns:wpi="http://schemas.microsoft.com/office/word/2010/wordprocessingInk" xmlns:wne="http://schemas.microsoft.com/office/word/2006/wordml" xmlns:wps="http://schemas.microsoft.com/office/word/2010/wordprocessingShape" mc:Ignorable="w14 w15 w16se w16cid w16 w16cex w16sdtdh w16du wp14">
+<w:footnotes xmlns:wpc="http://schemas.microsoft.com/office/word/2010/wordprocessingCanvas" xmlns:cx="http://schemas.microsoft.com/office/drawing/2014/chartex" xmlns:cx1="http://schemas.microsoft.com/office/drawing/2015/9/8/chartex" xmlns:cx2="http://schemas.microsoft.com/office/drawing/2015/10/21/chartex" xmlns:cx3="http://schemas.microsoft.com/office/drawing/2016/5/9/chartex" xmlns:cx4="http://schemas.microsoft.com/office/drawing/2016/5/10/chartex" xmlns:cx5="http://schemas.microsoft.com/office/drawing/2016/5/11/chartex" xmlns:cx6="http://schemas.microsoft.com/office/drawing/2016/5/12/chartex" xmlns:cx7="http://schemas.microsoft.com/office/drawing/2016/5/13/chartex" xmlns:cx8="http://schemas.microsoft.com/office/drawing/2016/5/14/chartex" xmlns:mc="http://schemas.openxmlformats.org/markup-compatibility/2006" xmlns:aink="http://schemas.microsoft.com/office/drawing/2016/ink" xmlns:am3d="http://schemas.microsoft.com/office/drawing/2017/model3d" xmlns:o="urn:schemas-microsoft-com:office:office" xmlns:oel="http://schemas.microsoft.com/office/2019/extlst" xmlns:r="http://schemas.openxmlformats.org/officeDocument/2006/relationships" xmlns:m="http://schemas.openxmlformats.org/officeDocument/2006/math" xmlns:v="urn:schemas-microsoft-com:vml" xmlns:wp14="http://schemas.microsoft.com/office/word/2010/wordprocessingDrawing" xmlns:wp="http://schemas.openxmlformats.org/drawingml/2006/wordprocessingDrawing" xmlns:w10="urn:schemas-microsoft-com:office:word" xmlns:w="http://schemas.openxmlformats.org/wordprocessingml/2006/main" xmlns:w14="http://schemas.microsoft.com/office/word/2010/wordml" xmlns:w15="http://schemas.microsoft.com/office/word/2012/wordml" xmlns:w16cex="http://schemas.microsoft.com/office/word/2018/wordml/cex" xmlns:w16cid="http://schemas.microsoft.com/office/word/2016/wordml/cid" xmlns:w16="http://schemas.microsoft.com/office/word/2018/wordml" xmlns:w16du="http://schemas.microsoft.com/office/word/2023/wordml/word16du" xmlns:w16sdtdh="http://schemas.microsoft.com/office/word/2020/wordml/sdtdatahash" xmlns:w16sdtfl="http://schemas.microsoft.com/office/word/2024/wordml/sdtformatlock" xmlns:w16se="http://schemas.microsoft.com/office/word/2015/wordml/symex" xmlns:wpg="http://schemas.microsoft.com/office/word/2010/wordprocessingGroup" xmlns:wpi="http://schemas.microsoft.com/office/word/2010/wordprocessingInk" xmlns:wne="http://schemas.microsoft.com/office/word/2006/wordml" xmlns:wps="http://schemas.microsoft.com/office/word/2010/wordprocessingShape" mc:Ignorable="w14 w15 w16se w16cid w16 w16cex w16sdtdh w16sdtfl w16du wp14">
   <w:footnote w:type="separator" w:id="-1">
     <w:p>
       <w:pPr>
@@ -800,7 +823,7 @@
 </file>
 
 <file path=word/header1.xml><?xml version="1.0" encoding="utf-8"?>
-<w:hdr xmlns:wpc="http://schemas.microsoft.com/office/word/2010/wordprocessingCanvas" xmlns:cx="http://schemas.microsoft.com/office/drawing/2014/chartex" xmlns:cx1="http://schemas.microsoft.com/office/drawing/2015/9/8/chartex" xmlns:cx2="http://schemas.microsoft.com/office/drawing/2015/10/21/chartex" xmlns:cx3="http://schemas.microsoft.com/office/drawing/2016/5/9/chartex" xmlns:cx4="http://schemas.microsoft.com/office/drawing/2016/5/10/chartex" xmlns:cx5="http://schemas.microsoft.com/office/drawing/2016/5/11/chartex" xmlns:cx6="http://schemas.microsoft.com/office/drawing/2016/5/12/chartex" xmlns:cx7="http://schemas.microsoft.com/office/drawing/2016/5/13/chartex" xmlns:cx8="http://schemas.microsoft.com/office/drawing/2016/5/14/chartex" xmlns:mc="http://schemas.openxmlformats.org/markup-compatibility/2006" xmlns:aink="http://schemas.microsoft.com/office/drawing/2016/ink" xmlns:am3d="http://schemas.microsoft.com/office/drawing/2017/model3d" xmlns:o="urn:schemas-microsoft-com:office:office" xmlns:oel="http://schemas.microsoft.com/office/2019/extlst" xmlns:r="http://schemas.openxmlformats.org/officeDocument/2006/relationships" xmlns:m="http://schemas.openxmlformats.org/officeDocument/2006/math" xmlns:v="urn:schemas-microsoft-com:vml" xmlns:wp14="http://schemas.microsoft.com/office/word/2010/wordprocessingDrawing" xmlns:wp="http://schemas.openxmlformats.org/drawingml/2006/wordprocessingDrawing" xmlns:w10="urn:schemas-microsoft-com:office:word" xmlns:w="http://schemas.openxmlformats.org/wordprocessingml/2006/main" xmlns:w14="http://schemas.microsoft.com/office/word/2010/wordml" xmlns:w15="http://schemas.microsoft.com/office/word/2012/wordml" xmlns:w16cex="http://schemas.microsoft.com/office/word/2018/wordml/cex" xmlns:w16cid="http://schemas.microsoft.com/office/word/2016/wordml/cid" xmlns:w16="http://schemas.microsoft.com/office/word/2018/wordml" xmlns:w16du="http://schemas.microsoft.com/office/word/2023/wordml/word16du" xmlns:w16sdtdh="http://schemas.microsoft.com/office/word/2020/wordml/sdtdatahash" xmlns:w16se="http://schemas.microsoft.com/office/word/2015/wordml/symex" xmlns:wpg="http://schemas.microsoft.com/office/word/2010/wordprocessingGroup" xmlns:wpi="http://schemas.microsoft.com/office/word/2010/wordprocessingInk" xmlns:wne="http://schemas.microsoft.com/office/word/2006/wordml" xmlns:wps="http://schemas.microsoft.com/office/word/2010/wordprocessingShape" mc:Ignorable="w14 w15 w16se w16cid w16 w16cex w16sdtdh w16du wp14">
+<w:hdr xmlns:wpc="http://schemas.microsoft.com/office/word/2010/wordprocessingCanvas" xmlns:cx="http://schemas.microsoft.com/office/drawing/2014/chartex" xmlns:cx1="http://schemas.microsoft.com/office/drawing/2015/9/8/chartex" xmlns:cx2="http://schemas.microsoft.com/office/drawing/2015/10/21/chartex" xmlns:cx3="http://schemas.microsoft.com/office/drawing/2016/5/9/chartex" xmlns:cx4="http://schemas.microsoft.com/office/drawing/2016/5/10/chartex" xmlns:cx5="http://schemas.microsoft.com/office/drawing/2016/5/11/chartex" xmlns:cx6="http://schemas.microsoft.com/office/drawing/2016/5/12/chartex" xmlns:cx7="http://schemas.microsoft.com/office/drawing/2016/5/13/chartex" xmlns:cx8="http://schemas.microsoft.com/office/drawing/2016/5/14/chartex" xmlns:mc="http://schemas.openxmlformats.org/markup-compatibility/2006" xmlns:aink="http://schemas.microsoft.com/office/drawing/2016/ink" xmlns:am3d="http://schemas.microsoft.com/office/drawing/2017/model3d" xmlns:o="urn:schemas-microsoft-com:office:office" xmlns:oel="http://schemas.microsoft.com/office/2019/extlst" xmlns:r="http://schemas.openxmlformats.org/officeDocument/2006/relationships" xmlns:m="http://schemas.openxmlformats.org/officeDocument/2006/math" xmlns:v="urn:schemas-microsoft-com:vml" xmlns:wp14="http://schemas.microsoft.com/office/word/2010/wordprocessingDrawing" xmlns:wp="http://schemas.openxmlformats.org/drawingml/2006/wordprocessingDrawing" xmlns:w10="urn:schemas-microsoft-com:office:word" xmlns:w="http://schemas.openxmlformats.org/wordprocessingml/2006/main" xmlns:w14="http://schemas.microsoft.com/office/word/2010/wordml" xmlns:w15="http://schemas.microsoft.com/office/word/2012/wordml" xmlns:w16cex="http://schemas.microsoft.com/office/word/2018/wordml/cex" xmlns:w16cid="http://schemas.microsoft.com/office/word/2016/wordml/cid" xmlns:w16="http://schemas.microsoft.com/office/word/2018/wordml" xmlns:w16du="http://schemas.microsoft.com/office/word/2023/wordml/word16du" xmlns:w16sdtdh="http://schemas.microsoft.com/office/word/2020/wordml/sdtdatahash" xmlns:w16sdtfl="http://schemas.microsoft.com/office/word/2024/wordml/sdtformatlock" xmlns:w16se="http://schemas.microsoft.com/office/word/2015/wordml/symex" xmlns:wpg="http://schemas.microsoft.com/office/word/2010/wordprocessingGroup" xmlns:wpi="http://schemas.microsoft.com/office/word/2010/wordprocessingInk" xmlns:wne="http://schemas.microsoft.com/office/word/2006/wordml" xmlns:wps="http://schemas.microsoft.com/office/word/2010/wordprocessingShape" mc:Ignorable="w14 w15 w16se w16cid w16 w16cex w16sdtdh w16sdtfl w16du wp14">
   <w:p/>
   <w:p>
     <w:pPr>
@@ -851,7 +874,7 @@
 </file>
 
 <file path=word/numbering.xml><?xml version="1.0" encoding="utf-8"?>
-<w:numbering xmlns:wpc="http://schemas.microsoft.com/office/word/2010/wordprocessingCanvas" xmlns:cx="http://schemas.microsoft.com/office/drawing/2014/chartex" xmlns:cx1="http://schemas.microsoft.com/office/drawing/2015/9/8/chartex" xmlns:cx2="http://schemas.microsoft.com/office/drawing/2015/10/21/chartex" xmlns:cx3="http://schemas.microsoft.com/office/drawing/2016/5/9/chartex" xmlns:cx4="http://schemas.microsoft.com/office/drawing/2016/5/10/chartex" xmlns:cx5="http://schemas.microsoft.com/office/drawing/2016/5/11/chartex" xmlns:cx6="http://schemas.microsoft.com/office/drawing/2016/5/12/chartex" xmlns:cx7="http://schemas.microsoft.com/office/drawing/2016/5/13/chartex" xmlns:cx8="http://schemas.microsoft.com/office/drawing/2016/5/14/chartex" xmlns:mc="http://schemas.openxmlformats.org/markup-compatibility/2006" xmlns:aink="http://schemas.microsoft.com/office/drawing/2016/ink" xmlns:am3d="http://schemas.microsoft.com/office/drawing/2017/model3d" xmlns:o="urn:schemas-microsoft-com:office:office" xmlns:oel="http://schemas.microsoft.com/office/2019/extlst" xmlns:r="http://schemas.openxmlformats.org/officeDocument/2006/relationships" xmlns:m="http://schemas.openxmlformats.org/officeDocument/2006/math" xmlns:v="urn:schemas-microsoft-com:vml" xmlns:wp14="http://schemas.microsoft.com/office/word/2010/wordprocessingDrawing" xmlns:wp="http://schemas.openxmlformats.org/drawingml/2006/wordprocessingDrawing" xmlns:w10="urn:schemas-microsoft-com:office:word" xmlns:w="http://schemas.openxmlformats.org/wordprocessingml/2006/main" xmlns:w14="http://schemas.microsoft.com/office/word/2010/wordml" xmlns:w15="http://schemas.microsoft.com/office/word/2012/wordml" xmlns:w16cex="http://schemas.microsoft.com/office/word/2018/wordml/cex" xmlns:w16cid="http://schemas.microsoft.com/office/word/2016/wordml/cid" xmlns:w16="http://schemas.microsoft.com/office/word/2018/wordml" xmlns:w16du="http://schemas.microsoft.com/office/word/2023/wordml/word16du" xmlns:w16sdtdh="http://schemas.microsoft.com/office/word/2020/wordml/sdtdatahash" xmlns:w16se="http://schemas.microsoft.com/office/word/2015/wordml/symex" xmlns:wpg="http://schemas.microsoft.com/office/word/2010/wordprocessingGroup" xmlns:wpi="http://schemas.microsoft.com/office/word/2010/wordprocessingInk" xmlns:wne="http://schemas.microsoft.com/office/word/2006/wordml" xmlns:wps="http://schemas.microsoft.com/office/word/2010/wordprocessingShape" mc:Ignorable="w14 w15 w16se w16cid w16 w16cex w16sdtdh w16du wp14">
+<w:numbering xmlns:wpc="http://schemas.microsoft.com/office/word/2010/wordprocessingCanvas" xmlns:cx="http://schemas.microsoft.com/office/drawing/2014/chartex" xmlns:cx1="http://schemas.microsoft.com/office/drawing/2015/9/8/chartex" xmlns:cx2="http://schemas.microsoft.com/office/drawing/2015/10/21/chartex" xmlns:cx3="http://schemas.microsoft.com/office/drawing/2016/5/9/chartex" xmlns:cx4="http://schemas.microsoft.com/office/drawing/2016/5/10/chartex" xmlns:cx5="http://schemas.microsoft.com/office/drawing/2016/5/11/chartex" xmlns:cx6="http://schemas.microsoft.com/office/drawing/2016/5/12/chartex" xmlns:cx7="http://schemas.microsoft.com/office/drawing/2016/5/13/chartex" xmlns:cx8="http://schemas.microsoft.com/office/drawing/2016/5/14/chartex" xmlns:mc="http://schemas.openxmlformats.org/markup-compatibility/2006" xmlns:aink="http://schemas.microsoft.com/office/drawing/2016/ink" xmlns:am3d="http://schemas.microsoft.com/office/drawing/2017/model3d" xmlns:o="urn:schemas-microsoft-com:office:office" xmlns:oel="http://schemas.microsoft.com/office/2019/extlst" xmlns:r="http://schemas.openxmlformats.org/officeDocument/2006/relationships" xmlns:m="http://schemas.openxmlformats.org/officeDocument/2006/math" xmlns:v="urn:schemas-microsoft-com:vml" xmlns:wp14="http://schemas.microsoft.com/office/word/2010/wordprocessingDrawing" xmlns:wp="http://schemas.openxmlformats.org/drawingml/2006/wordprocessingDrawing" xmlns:w10="urn:schemas-microsoft-com:office:word" xmlns:w="http://schemas.openxmlformats.org/wordprocessingml/2006/main" xmlns:w14="http://schemas.microsoft.com/office/word/2010/wordml" xmlns:w15="http://schemas.microsoft.com/office/word/2012/wordml" xmlns:w16cex="http://schemas.microsoft.com/office/word/2018/wordml/cex" xmlns:w16cid="http://schemas.microsoft.com/office/word/2016/wordml/cid" xmlns:w16="http://schemas.microsoft.com/office/word/2018/wordml" xmlns:w16du="http://schemas.microsoft.com/office/word/2023/wordml/word16du" xmlns:w16sdtdh="http://schemas.microsoft.com/office/word/2020/wordml/sdtdatahash" xmlns:w16sdtfl="http://schemas.microsoft.com/office/word/2024/wordml/sdtformatlock" xmlns:w16se="http://schemas.microsoft.com/office/word/2015/wordml/symex" xmlns:wpg="http://schemas.microsoft.com/office/word/2010/wordprocessingGroup" xmlns:wpi="http://schemas.microsoft.com/office/word/2010/wordprocessingInk" xmlns:wne="http://schemas.microsoft.com/office/word/2006/wordml" xmlns:wps="http://schemas.microsoft.com/office/word/2010/wordprocessingShape" mc:Ignorable="w14 w15 w16se w16cid w16 w16cex w16sdtdh w16sdtfl w16du wp14">
   <w:abstractNum w:abstractNumId="0" w15:restartNumberingAfterBreak="0">
     <w:nsid w:val="39970AB6"/>
     <w:multiLevelType w:val="hybridMultilevel"/>
@@ -1250,7 +1273,7 @@
 </file>
 
 <file path=word/styles.xml><?xml version="1.0" encoding="utf-8"?>
-<w:styles xmlns:mc="http://schemas.openxmlformats.org/markup-compatibility/2006" xmlns:r="http://schemas.openxmlformats.org/officeDocument/2006/relationships" xmlns:w="http://schemas.openxmlformats.org/wordprocessingml/2006/main" xmlns:w14="http://schemas.microsoft.com/office/word/2010/wordml" xmlns:w15="http://schemas.microsoft.com/office/word/2012/wordml" xmlns:w16cex="http://schemas.microsoft.com/office/word/2018/wordml/cex" xmlns:w16cid="http://schemas.microsoft.com/office/word/2016/wordml/cid" xmlns:w16="http://schemas.microsoft.com/office/word/2018/wordml" xmlns:w16du="http://schemas.microsoft.com/office/word/2023/wordml/word16du" xmlns:w16sdtdh="http://schemas.microsoft.com/office/word/2020/wordml/sdtdatahash" xmlns:w16se="http://schemas.microsoft.com/office/word/2015/wordml/symex" mc:Ignorable="w14 w15 w16se w16cid w16 w16cex w16sdtdh w16du">
+<w:styles xmlns:mc="http://schemas.openxmlformats.org/markup-compatibility/2006" xmlns:r="http://schemas.openxmlformats.org/officeDocument/2006/relationships" xmlns:w="http://schemas.openxmlformats.org/wordprocessingml/2006/main" xmlns:w14="http://schemas.microsoft.com/office/word/2010/wordml" xmlns:w15="http://schemas.microsoft.com/office/word/2012/wordml" xmlns:w16cex="http://schemas.microsoft.com/office/word/2018/wordml/cex" xmlns:w16cid="http://schemas.microsoft.com/office/word/2016/wordml/cid" xmlns:w16="http://schemas.microsoft.com/office/word/2018/wordml" xmlns:w16du="http://schemas.microsoft.com/office/word/2023/wordml/word16du" xmlns:w16sdtdh="http://schemas.microsoft.com/office/word/2020/wordml/sdtdatahash" xmlns:w16sdtfl="http://schemas.microsoft.com/office/word/2024/wordml/sdtformatlock" xmlns:w16se="http://schemas.microsoft.com/office/word/2015/wordml/symex" mc:Ignorable="w14 w15 w16se w16cid w16 w16cex w16sdtdh w16sdtfl w16du">
   <w:docDefaults>
     <w:rPrDefault>
       <w:rPr>
